--- a/word_reports/LP_0194_위치_166_José Feliciano_Fireworks.docx
+++ b/word_reports/LP_0194_위치_166_José Feliciano_Fireworks.docx
@@ -4,7 +4,7 @@
   <w:body>
     <w:p>
       <w:pPr>
-        <w:spacing w:after="280"/>
+        <w:spacing w:after="80"/>
       </w:pPr>
       <w:r>
         <w:rPr w:rFonts="맑은 고딕">
@@ -13,94 +13,47 @@
           <w:color w:val="1E3A8A"/>
           <w:sz w:val="30"/>
         </w:rPr>
-        <w:t>[166] José Feliciano - Fireworks</w:t>
+        <w:t>José Feliciano (호세 펠리시아노) - Fireworks</w:t>
       </w:r>
     </w:p>
     <w:p>
       <w:pPr>
-        <w:spacing w:after="320"/>
+        <w:spacing w:after="240"/>
       </w:pPr>
       <w:r>
         <w:rPr w:rFonts="맑은 고딕">
           <w:rFonts w:ascii="맑은 고딕" w:hAnsi="맑은 고딕" w:eastAsia="맑은 고딕"/>
           <w:b/>
-          <w:sz w:val="20"/>
+          <w:color w:val="4B5563"/>
+          <w:sz w:val="22"/>
         </w:rPr>
-        <w:t>■ 위치 : 166</w:t>
-        <w:br/>
-      </w:r>
-      <w:r>
-        <w:rPr w:rFonts="맑은 고딕">
-          <w:rFonts w:ascii="맑은 고딕" w:hAnsi="맑은 고딕" w:eastAsia="맑은 고딕"/>
-          <w:b/>
-          <w:sz w:val="20"/>
-        </w:rPr>
-        <w:t>■ 아티스트 : José Feliciano</w:t>
-        <w:br/>
-      </w:r>
-      <w:r>
-        <w:rPr w:rFonts="맑은 고딕">
-          <w:rFonts w:ascii="맑은 고딕" w:hAnsi="맑은 고딕" w:eastAsia="맑은 고딕"/>
-          <w:b/>
-          <w:sz w:val="20"/>
-        </w:rPr>
-        <w:t>■ 앨범명 : Fireworks</w:t>
-        <w:br/>
-      </w:r>
-      <w:r>
-        <w:rPr w:rFonts="맑은 고딕">
-          <w:rFonts w:ascii="맑은 고딕" w:hAnsi="맑은 고딕" w:eastAsia="맑은 고딕"/>
-          <w:b w:val="0"/>
-          <w:sz w:val="20"/>
-        </w:rPr>
-        <w:t>■ 음반 레이블 : RCA Victor</w:t>
-        <w:br/>
-      </w:r>
-      <w:r>
-        <w:rPr w:rFonts="맑은 고딕">
-          <w:rFonts w:ascii="맑은 고딕" w:hAnsi="맑은 고딕" w:eastAsia="맑은 고딕"/>
-          <w:b w:val="0"/>
-          <w:sz w:val="20"/>
-        </w:rPr>
-        <w:t>■ 발매년도 : 1969</w:t>
-        <w:br/>
-      </w:r>
-      <w:r>
-        <w:rPr w:rFonts="맑은 고딕">
-          <w:rFonts w:ascii="맑은 고딕" w:hAnsi="맑은 고딕" w:eastAsia="맑은 고딕"/>
-          <w:b w:val="0"/>
-          <w:sz w:val="20"/>
-        </w:rPr>
-        <w:t>■ 장르 : 라틴 팝 (Latin Pop), 어쿠스틱 소울 (Acoustic Soul), 라틴 재즈 (Latin Jazz)</w:t>
-        <w:br/>
-      </w:r>
-      <w:r>
-        <w:rPr w:rFonts="맑은 고딕">
-          <w:rFonts w:ascii="맑은 고딕" w:hAnsi="맑은 고딕" w:eastAsia="맑은 고딕"/>
-          <w:b w:val="0"/>
-          <w:sz w:val="20"/>
-        </w:rPr>
-        <w:t>■ 주요 수록곡 : - The Star Spangled Banner</w:t>
-        <w:br/>
+        <w:t>위치 :  166</w:t>
       </w:r>
     </w:p>
     <w:p>
       <w:pPr>
-        <w:spacing w:after="160"/>
+        <w:spacing w:line="324" w:lineRule="auto" w:before="80" w:after="160"/>
       </w:pPr>
       <w:r>
         <w:rPr w:rFonts="맑은 고딕">
           <w:rFonts w:ascii="맑은 고딕" w:hAnsi="맑은 고딕" w:eastAsia="맑은 고딕"/>
           <w:b/>
           <w:color w:val="1F2937"/>
-          <w:sz w:val="24"/>
+          <w:sz w:val="22"/>
         </w:rPr>
-        <w:t>■ 음반 해설 및 감상 가이드</w:t>
+        <w:t xml:space="preserve">[음반 소개] </w:t>
+      </w:r>
+      <w:r>
+        <w:rPr w:rFonts="맑은 고딕">
+          <w:rFonts w:ascii="맑은 고딕" w:hAnsi="맑은 고딕" w:eastAsia="맑은 고딕"/>
+          <w:b w:val="0"/>
+          <w:sz w:val="21"/>
+        </w:rPr>
       </w:r>
     </w:p>
     <w:p>
       <w:pPr>
-        <w:spacing w:line="312" w:lineRule="auto" w:after="120"/>
+        <w:spacing w:line="324" w:lineRule="auto" w:after="120"/>
       </w:pPr>
       <w:r>
         <w:rPr w:rFonts="맑은 고딕">
@@ -108,51 +61,516 @@
           <w:b w:val="0"/>
           <w:sz w:val="21"/>
         </w:rPr>
-        <w:t>1960년대 후반, 시각 장애를 극복하고 세계적인 아티스트로 거듭난 호세 펠리치아노(José Feliciano)가 1969년에 발표한 《Fireworks》는 그의 음악적 절정기를 대표하는 명반입니다. 전작 《Feliciano!》(1968)의 폭발적인 성공에 이어 출시된 이 앨범은, 앨범명 '불꽃'이 암시하듯 그가 지닌 타오르는 음악적 열정과 독보적인 어쿠스틱 기타 연주 기술, 그리고 영혼을 울리는 보컬이 완벽한 조화를 이룹니다. 장르의 경계를 자유롭게 넘나드는 그의 천재성이 가장 역동적으로 담겨 있는 음반으로 평가받습니다.</w:t>
+        <w:t>시각의 짙은 어둠 속에서 오직 여섯 줄의 나일론 현과 영혼의 울림만으로 찬란한 빛을 길어 올린 호세 펠리시아노의 1970년 역작입니다. 라틴 음악의 뜨거운 정열과 앵글로색슨 팝의 유려한 서정성, 그리고 깊은 소울의 고동이 완벽한 삼위일체를 이루며 밤하늘을 수놓는 불꽃처럼 찬연히 피어납니다. 거장의 절정기 기량이 아날로그 그루브 속에 오롯이 새겨진 이 앨범은, 육안의 한계를 넘어선 영혼의 시선으로 빚어낸 진정한 음악 예술의 정수를 증명합니다.</w:t>
       </w:r>
     </w:p>
     <w:p>
       <w:pPr>
-        <w:spacing w:line="312" w:lineRule="auto" w:after="120"/>
+        <w:spacing w:line="324" w:lineRule="auto" w:before="200" w:after="80"/>
       </w:pPr>
+      <w:r>
+        <w:rPr w:rFonts="맑은 고딕">
+          <w:rFonts w:ascii="맑은 고딕" w:hAnsi="맑은 고딕" w:eastAsia="맑은 고딕"/>
+          <w:b/>
+          <w:color w:val="1E3A8A"/>
+          <w:sz w:val="24"/>
+        </w:rPr>
+        <w:t>1. 음반 데이터</w:t>
+      </w:r>
+    </w:p>
+    <w:p>
+      <w:pPr>
+        <w:spacing w:line="324" w:lineRule="auto" w:after="80"/>
+      </w:pPr>
+      <w:r>
+        <w:rPr w:rFonts="맑은 고딕">
+          <w:rFonts w:ascii="맑은 고딕" w:hAnsi="맑은 고딕" w:eastAsia="맑은 고딕"/>
+          <w:b w:val="0"/>
+          <w:color w:val="6B7280"/>
+          <w:sz w:val="21"/>
+        </w:rPr>
+        <w:t xml:space="preserve">· </w:t>
+      </w:r>
+      <w:r>
+        <w:rPr w:rFonts="맑은 고딕">
+          <w:rFonts w:ascii="맑은 고딕" w:hAnsi="맑은 고딕" w:eastAsia="맑은 고딕"/>
+          <w:b/>
+          <w:color w:val="1F2937"/>
+          <w:sz w:val="21"/>
+        </w:rPr>
+        <w:t xml:space="preserve">앨범명: </w:t>
+      </w:r>
       <w:r>
         <w:rPr w:rFonts="맑은 고딕">
           <w:rFonts w:ascii="맑은 고딕" w:hAnsi="맑은 고딕" w:eastAsia="맑은 고딕"/>
           <w:b w:val="0"/>
           <w:sz w:val="21"/>
         </w:rPr>
-        <w:t>이 음반의 가장 큰 음악적 가치는 라틴 음악의 뿌리와 미국 팝, R&amp;B, 재즈를 유기적으로 융합한 데 있습니다. 펠리치아노는 나일론 줄 어쿠스틱 기타 한 대만으로 클래식, 플라멩코, 재즈의 기법을 오가며 교향악에 비견될 만큼 풍성한 사운드를 연출합니다. 특유의 호소력 짙고 거친 허스키 보컬은 가사의 감정을 극대화하며, 그 뒤를 받치는 정교하고 빠르게 도약하는 기타 핑거링은 청자에게 강렬한 전율을 선사합니다.</w:t>
+        <w:t>Fireworks</w:t>
       </w:r>
     </w:p>
     <w:p>
       <w:pPr>
-        <w:spacing w:line="312" w:lineRule="auto" w:after="120"/>
+        <w:spacing w:line="324" w:lineRule="auto" w:after="80"/>
       </w:pPr>
+      <w:r>
+        <w:rPr w:rFonts="맑은 고딕">
+          <w:rFonts w:ascii="맑은 고딕" w:hAnsi="맑은 고딕" w:eastAsia="맑은 고딕"/>
+          <w:b w:val="0"/>
+          <w:color w:val="6B7280"/>
+          <w:sz w:val="21"/>
+        </w:rPr>
+        <w:t xml:space="preserve">· </w:t>
+      </w:r>
+      <w:r>
+        <w:rPr w:rFonts="맑은 고딕">
+          <w:rFonts w:ascii="맑은 고딕" w:hAnsi="맑은 고딕" w:eastAsia="맑은 고딕"/>
+          <w:b/>
+          <w:color w:val="1F2937"/>
+          <w:sz w:val="21"/>
+        </w:rPr>
+        <w:t xml:space="preserve">아티스트: </w:t>
+      </w:r>
       <w:r>
         <w:rPr w:rFonts="맑은 고딕">
           <w:rFonts w:ascii="맑은 고딕" w:hAnsi="맑은 고딕" w:eastAsia="맑은 고딕"/>
           <w:b w:val="0"/>
           <w:sz w:val="21"/>
         </w:rPr>
-        <w:t>앨범의 오프닝을飾하는 'The Star Spangled Banner'는 1968년 월드시리즈에서 선보여 대중음악사에 큰 파장을 일으켰던 미국 국가의 라틴 소울 버전으로, 관습을 깨부순 거장의 혁신적인 해석력이 돋보입니다. 자작곡이자 화려한 어쿠스틱 연주가 빛나는 인스트루멘털 트랙 'Pegao'는 그의 경이로운 기타 테크닉을 감상할 수 있는 하이라이트입니다. 또한 레이 찰스의 고전을 재해석한 'Unchain My Heart'와 비틀즈의 곡을 특유의 감성으로 재구성한 'Blackbird'는 타인의 음악을 자신만의 정서로 완벽히 재창조하는 그의 탁월한 편곡 능력을 증명합니다.</w:t>
+        <w:t>José Feliciano (호세 펠리시아노)</w:t>
       </w:r>
     </w:p>
     <w:p>
       <w:pPr>
-        <w:spacing w:line="312" w:lineRule="auto" w:after="120"/>
+        <w:spacing w:line="324" w:lineRule="auto" w:after="80"/>
       </w:pPr>
+      <w:r>
+        <w:rPr w:rFonts="맑은 고딕">
+          <w:rFonts w:ascii="맑은 고딕" w:hAnsi="맑은 고딕" w:eastAsia="맑은 고딕"/>
+          <w:b w:val="0"/>
+          <w:color w:val="6B7280"/>
+          <w:sz w:val="21"/>
+        </w:rPr>
+        <w:t xml:space="preserve">· </w:t>
+      </w:r>
+      <w:r>
+        <w:rPr w:rFonts="맑은 고딕">
+          <w:rFonts w:ascii="맑은 고딕" w:hAnsi="맑은 고딕" w:eastAsia="맑은 고딕"/>
+          <w:b/>
+          <w:color w:val="1F2937"/>
+          <w:sz w:val="21"/>
+        </w:rPr>
+        <w:t xml:space="preserve">발매 정보: </w:t>
+      </w:r>
       <w:r>
         <w:rPr w:rFonts="맑은 고딕">
           <w:rFonts w:ascii="맑은 고딕" w:hAnsi="맑은 고딕" w:eastAsia="맑은 고딕"/>
           <w:b w:val="0"/>
           <w:sz w:val="21"/>
         </w:rPr>
-        <w:t>《Fireworks》는 단순히 뜨거운 열기만을 전하는 데 그치지 않고, 서정적인 정밀함과 절제된 미학을 함께 품고 있습니다. LP의 아날로그 질감을 통해 전달되는 울림 깊은 어쿠스틱 기타 울림판의 진동과 펠리치아노의 거친 숨소리는 청음실을 한순간에 라이브 홀로 바꿔놓는 마력을 발휘합니다. 라틴 크로스오버 음악의 초석을 다진 거장의 가장 찬란했던 순간을 소장하고 감상할 수 있는 소중한 음반입니다.</w:t>
+        <w:t>1970년 미국 명문 레이블 RCA 빅터(RCA Victor)를 통해 발매된 정규 앨범으로, 1960년대 후반 세계를 사로잡았던 그의 음악적 성숙미와 폭발적인 연주력이 만개하던 시기의 예술적 궤적을 고스란히 담고 있습니다.</w:t>
+      </w:r>
+    </w:p>
+    <w:p>
+      <w:pPr>
+        <w:spacing w:line="324" w:lineRule="auto" w:after="80"/>
+      </w:pPr>
+      <w:r>
+        <w:rPr w:rFonts="맑은 고딕">
+          <w:rFonts w:ascii="맑은 고딕" w:hAnsi="맑은 고딕" w:eastAsia="맑은 고딕"/>
+          <w:b w:val="0"/>
+          <w:color w:val="6B7280"/>
+          <w:sz w:val="21"/>
+        </w:rPr>
+        <w:t xml:space="preserve">· </w:t>
+      </w:r>
+      <w:r>
+        <w:rPr w:rFonts="맑은 고딕">
+          <w:rFonts w:ascii="맑은 고딕" w:hAnsi="맑은 고딕" w:eastAsia="맑은 고딕"/>
+          <w:b/>
+          <w:color w:val="1F2937"/>
+          <w:sz w:val="21"/>
+        </w:rPr>
+        <w:t xml:space="preserve">LP 인기도(판매량): </w:t>
+      </w:r>
+      <w:r>
+        <w:rPr w:rFonts="맑은 고딕">
+          <w:rFonts w:ascii="맑은 고딕" w:hAnsi="맑은 고딕" w:eastAsia="맑은 고딕"/>
+          <w:b w:val="0"/>
+          <w:sz w:val="21"/>
+        </w:rPr>
+        <w:t>발매 당시 빌보드 200 앨범 차트 상위권(57위)에 안착하며 북미는 물론 유럽과 남미 전역에서 폭넓은 사랑을 받았으며, 상업성과 예술성을 겸비한 펠리시아노의 독보적 위상을 증명하는 스테디셀러로 기록되었습니다.</w:t>
+      </w:r>
+    </w:p>
+    <w:p>
+      <w:pPr>
+        <w:spacing w:line="324" w:lineRule="auto" w:after="80"/>
+      </w:pPr>
+      <w:r>
+        <w:rPr w:rFonts="맑은 고딕">
+          <w:rFonts w:ascii="맑은 고딕" w:hAnsi="맑은 고딕" w:eastAsia="맑은 고딕"/>
+          <w:b w:val="0"/>
+          <w:color w:val="6B7280"/>
+          <w:sz w:val="21"/>
+        </w:rPr>
+        <w:t xml:space="preserve">· </w:t>
+      </w:r>
+      <w:r>
+        <w:rPr w:rFonts="맑은 고딕">
+          <w:rFonts w:ascii="맑은 고딕" w:hAnsi="맑은 고딕" w:eastAsia="맑은 고딕"/>
+          <w:b/>
+          <w:color w:val="1F2937"/>
+          <w:sz w:val="21"/>
+        </w:rPr>
+        <w:t xml:space="preserve">각종 수상경력: </w:t>
+      </w:r>
+      <w:r>
+        <w:rPr w:rFonts="맑은 고딕">
+          <w:rFonts w:ascii="맑은 고딕" w:hAnsi="맑은 고딕" w:eastAsia="맑은 고딕"/>
+          <w:b w:val="0"/>
+          <w:sz w:val="21"/>
+        </w:rPr>
+        <w:t>1969년 그래미 어워드 ‘최우수 신인상’과 ‘최우수 남성 팝 보컬’을 석권한 직후 발표된 본작은, 평단의 찬사와 함께 라틴 크로스오버 장르를 개척한 기념비적 명연으로 음악계의 확고한 공인을 받았습니다.</w:t>
+      </w:r>
+    </w:p>
+    <w:p>
+      <w:pPr>
+        <w:spacing w:line="324" w:lineRule="auto" w:before="200" w:after="80"/>
+      </w:pPr>
+      <w:r>
+        <w:rPr w:rFonts="맑은 고딕">
+          <w:rFonts w:ascii="맑은 고딕" w:hAnsi="맑은 고딕" w:eastAsia="맑은 고딕"/>
+          <w:b/>
+          <w:color w:val="1E3A8A"/>
+          <w:sz w:val="24"/>
+        </w:rPr>
+        <w:t>2. 아티스트 정보</w:t>
+      </w:r>
+    </w:p>
+    <w:p>
+      <w:pPr>
+        <w:spacing w:line="324" w:lineRule="auto" w:after="80"/>
+      </w:pPr>
+      <w:r>
+        <w:rPr w:rFonts="맑은 고딕">
+          <w:rFonts w:ascii="맑은 고딕" w:hAnsi="맑은 고딕" w:eastAsia="맑은 고딕"/>
+          <w:b w:val="0"/>
+          <w:color w:val="6B7280"/>
+          <w:sz w:val="21"/>
+        </w:rPr>
+        <w:t xml:space="preserve">· </w:t>
+      </w:r>
+      <w:r>
+        <w:rPr w:rFonts="맑은 고딕">
+          <w:rFonts w:ascii="맑은 고딕" w:hAnsi="맑은 고딕" w:eastAsia="맑은 고딕"/>
+          <w:b/>
+          <w:color w:val="1F2937"/>
+          <w:sz w:val="21"/>
+        </w:rPr>
+        <w:t xml:space="preserve">국적: </w:t>
+      </w:r>
+      <w:r>
+        <w:rPr w:rFonts="맑은 고딕">
+          <w:rFonts w:ascii="맑은 고딕" w:hAnsi="맑은 고딕" w:eastAsia="맑은 고딕"/>
+          <w:b w:val="0"/>
+          <w:sz w:val="21"/>
+        </w:rPr>
+        <w:t>푸에르토리코 (미국 자치령)</w:t>
+      </w:r>
+    </w:p>
+    <w:p>
+      <w:pPr>
+        <w:spacing w:line="324" w:lineRule="auto" w:after="80"/>
+      </w:pPr>
+      <w:r>
+        <w:rPr w:rFonts="맑은 고딕">
+          <w:rFonts w:ascii="맑은 고딕" w:hAnsi="맑은 고딕" w:eastAsia="맑은 고딕"/>
+          <w:b w:val="0"/>
+          <w:color w:val="6B7280"/>
+          <w:sz w:val="21"/>
+        </w:rPr>
+        <w:t xml:space="preserve">· </w:t>
+      </w:r>
+      <w:r>
+        <w:rPr w:rFonts="맑은 고딕">
+          <w:rFonts w:ascii="맑은 고딕" w:hAnsi="맑은 고딕" w:eastAsia="맑은 고딕"/>
+          <w:b/>
+          <w:color w:val="1F2937"/>
+          <w:sz w:val="21"/>
+        </w:rPr>
+        <w:t xml:space="preserve">생몰년도: </w:t>
+      </w:r>
+      <w:r>
+        <w:rPr w:rFonts="맑은 고딕">
+          <w:rFonts w:ascii="맑은 고딕" w:hAnsi="맑은 고딕" w:eastAsia="맑은 고딕"/>
+          <w:b w:val="0"/>
+          <w:sz w:val="21"/>
+        </w:rPr>
+        <w:t>1945년 9월 10일 ~ 현재</w:t>
+      </w:r>
+    </w:p>
+    <w:p>
+      <w:pPr>
+        <w:spacing w:line="324" w:lineRule="auto" w:after="80"/>
+      </w:pPr>
+      <w:r>
+        <w:rPr w:rFonts="맑은 고딕">
+          <w:rFonts w:ascii="맑은 고딕" w:hAnsi="맑은 고딕" w:eastAsia="맑은 고딕"/>
+          <w:b w:val="0"/>
+          <w:color w:val="6B7280"/>
+          <w:sz w:val="21"/>
+        </w:rPr>
+        <w:t xml:space="preserve">· </w:t>
+      </w:r>
+      <w:r>
+        <w:rPr w:rFonts="맑은 고딕">
+          <w:rFonts w:ascii="맑은 고딕" w:hAnsi="맑은 고딕" w:eastAsia="맑은 고딕"/>
+          <w:b/>
+          <w:color w:val="1F2937"/>
+          <w:sz w:val="21"/>
+        </w:rPr>
+        <w:t xml:space="preserve">그룹 소속: </w:t>
+      </w:r>
+      <w:r>
+        <w:rPr w:rFonts="맑은 고딕">
+          <w:rFonts w:ascii="맑은 고딕" w:hAnsi="맑은 고딕" w:eastAsia="맑은 고딕"/>
+          <w:b w:val="0"/>
+          <w:sz w:val="21"/>
+        </w:rPr>
+        <w:t>솔로</w:t>
+      </w:r>
+    </w:p>
+    <w:p>
+      <w:pPr>
+        <w:spacing w:line="324" w:lineRule="auto" w:after="80"/>
+      </w:pPr>
+      <w:r>
+        <w:rPr w:rFonts="맑은 고딕">
+          <w:rFonts w:ascii="맑은 고딕" w:hAnsi="맑은 고딕" w:eastAsia="맑은 고딕"/>
+          <w:b w:val="0"/>
+          <w:color w:val="6B7280"/>
+          <w:sz w:val="21"/>
+        </w:rPr>
+        <w:t xml:space="preserve">· </w:t>
+      </w:r>
+      <w:r>
+        <w:rPr w:rFonts="맑은 고딕">
+          <w:rFonts w:ascii="맑은 고딕" w:hAnsi="맑은 고딕" w:eastAsia="맑은 고딕"/>
+          <w:b/>
+          <w:color w:val="1F2937"/>
+          <w:sz w:val="21"/>
+        </w:rPr>
+        <w:t xml:space="preserve">아티스트 소개: </w:t>
+      </w:r>
+      <w:r>
+        <w:rPr w:rFonts="맑은 고딕">
+          <w:rFonts w:ascii="맑은 고딕" w:hAnsi="맑은 고딕" w:eastAsia="맑은 고딕"/>
+          <w:b w:val="0"/>
+          <w:sz w:val="21"/>
+        </w:rPr>
+        <w:t>선천적 시각장애를 불굴의 예술혼으로 승화시키며 플라멩코 기타의 정교한 테크닉과 흑인 소울의 짙은 애수를 융합한 전설적인 싱어송라이터입니다. 언어와 국경, 장르의 장벽을 과감히 허물며 대중음악사에 라틴 크로스오버의 거대한 물줄기를 열어놓은 불세출의 비르투오소로 추앙받고 있습니다.</w:t>
+      </w:r>
+    </w:p>
+    <w:p>
+      <w:pPr>
+        <w:spacing w:line="324" w:lineRule="auto" w:before="200" w:after="80"/>
+      </w:pPr>
+      <w:r>
+        <w:rPr w:rFonts="맑은 고딕">
+          <w:rFonts w:ascii="맑은 고딕" w:hAnsi="맑은 고딕" w:eastAsia="맑은 고딕"/>
+          <w:b/>
+          <w:color w:val="1E3A8A"/>
+          <w:sz w:val="24"/>
+        </w:rPr>
+        <w:t>3. 음반 상세 분석</w:t>
+      </w:r>
+    </w:p>
+    <w:p>
+      <w:pPr>
+        <w:spacing w:line="324" w:lineRule="auto" w:after="80"/>
+      </w:pPr>
+      <w:r>
+        <w:rPr w:rFonts="맑은 고딕">
+          <w:rFonts w:ascii="맑은 고딕" w:hAnsi="맑은 고딕" w:eastAsia="맑은 고딕"/>
+          <w:b w:val="0"/>
+          <w:color w:val="6B7280"/>
+          <w:sz w:val="21"/>
+        </w:rPr>
+        <w:t xml:space="preserve">· </w:t>
+      </w:r>
+      <w:r>
+        <w:rPr w:rFonts="맑은 고딕">
+          <w:rFonts w:ascii="맑은 고딕" w:hAnsi="맑은 고딕" w:eastAsia="맑은 고딕"/>
+          <w:b/>
+          <w:color w:val="1F2937"/>
+          <w:sz w:val="21"/>
+        </w:rPr>
+        <w:t xml:space="preserve">역사적 위치: </w:t>
+      </w:r>
+      <w:r>
+        <w:rPr w:rFonts="맑은 고딕">
+          <w:rFonts w:ascii="맑은 고딕" w:hAnsi="맑은 고딕" w:eastAsia="맑은 고딕"/>
+          <w:b w:val="0"/>
+          <w:sz w:val="21"/>
+        </w:rPr>
+        <w:t>포크, 록, 소울, 라틴 음악의 경계를 유려하게 넘나들며 1970년대 어쿠스틱 크로스오버 사운드의 새로운 지평을 연 수작입니다. 원곡의 영혼을 꿰뚫는 펠리시아노 특유의 탁월한 재해석력과 신들린 듯한 핑거스타일 기타 연주가 극상의 조화를 이루며 팝 역사에 찬란한 이정표를 세웠습니다.</w:t>
+      </w:r>
+    </w:p>
+    <w:p>
+      <w:pPr>
+        <w:spacing w:line="324" w:lineRule="auto" w:after="80"/>
+      </w:pPr>
+      <w:r>
+        <w:rPr w:rFonts="맑은 고딕">
+          <w:rFonts w:ascii="맑은 고딕" w:hAnsi="맑은 고딕" w:eastAsia="맑은 고딕"/>
+          <w:b w:val="0"/>
+          <w:color w:val="6B7280"/>
+          <w:sz w:val="21"/>
+        </w:rPr>
+        <w:t xml:space="preserve">· </w:t>
+      </w:r>
+      <w:r>
+        <w:rPr w:rFonts="맑은 고딕">
+          <w:rFonts w:ascii="맑은 고딕" w:hAnsi="맑은 고딕" w:eastAsia="맑은 고딕"/>
+          <w:b/>
+          <w:color w:val="1F2937"/>
+          <w:sz w:val="21"/>
+        </w:rPr>
+        <w:t xml:space="preserve">시대의 흔적(스토리텔링): </w:t>
+      </w:r>
+      <w:r>
+        <w:rPr w:rFonts="맑은 고딕">
+          <w:rFonts w:ascii="맑은 고딕" w:hAnsi="맑은 고딕" w:eastAsia="맑은 고딕"/>
+          <w:b w:val="0"/>
+          <w:sz w:val="21"/>
+        </w:rPr>
+        <w:t>전쟁과 사회적 혼란으로 메말라가던 1970년대 초입의 청춘들에게 그의 따스하고 정열적인 어쿠스틱 사운드는 영혼의 안식처가 되어주었습니다. 화려한 전자음의 물결 속에서도 인간 본연의 체온과 순수한 낭만을 갈망하던 당대 음악 애호가들의 고뇌와 서정이 바이닐의 홈마다 깊이 아로새겨져 있습니다.</w:t>
+      </w:r>
+    </w:p>
+    <w:p>
+      <w:pPr>
+        <w:spacing w:line="324" w:lineRule="auto" w:before="200" w:after="80"/>
+      </w:pPr>
+      <w:r>
+        <w:rPr w:rFonts="맑은 고딕">
+          <w:rFonts w:ascii="맑은 고딕" w:hAnsi="맑은 고딕" w:eastAsia="맑은 고딕"/>
+          <w:b/>
+          <w:color w:val="1E3A8A"/>
+          <w:sz w:val="24"/>
+        </w:rPr>
+        <w:t>4. 주요 수록곡 및 감상 제언</w:t>
+      </w:r>
+    </w:p>
+    <w:p>
+      <w:pPr>
+        <w:spacing w:line="324" w:lineRule="auto" w:after="80"/>
+      </w:pPr>
+      <w:r>
+        <w:rPr w:rFonts="맑은 고딕">
+          <w:rFonts w:ascii="맑은 고딕" w:hAnsi="맑은 고딕" w:eastAsia="맑은 고딕"/>
+          <w:b w:val="0"/>
+          <w:color w:val="6B7280"/>
+          <w:sz w:val="21"/>
+        </w:rPr>
+        <w:t xml:space="preserve">· </w:t>
+      </w:r>
+      <w:r>
+        <w:rPr w:rFonts="맑은 고딕">
+          <w:rFonts w:ascii="맑은 고딕" w:hAnsi="맑은 고딕" w:eastAsia="맑은 고딕"/>
+          <w:b/>
+          <w:color w:val="1F2937"/>
+          <w:sz w:val="21"/>
+        </w:rPr>
+        <w:t xml:space="preserve">주요 수록곡 특징: </w:t>
+      </w:r>
+      <w:r>
+        <w:rPr w:rFonts="맑은 고딕">
+          <w:rFonts w:ascii="맑은 고딕" w:hAnsi="맑은 고딕" w:eastAsia="맑은 고딕"/>
+          <w:b w:val="0"/>
+          <w:sz w:val="21"/>
+        </w:rPr>
+        <w:t>웅장한 오케스트레이션과 애절한 보컬이 가슴을 저미는 명곡 ‘Destiny’, 비틀스의 원곡을 라틴 소울의 색채로 완벽히 재탄생시킨 ‘Yesterday’와 ‘Norwegian Wood’, 그리고 속사포 같은 핑거피킹으로 탄성을 자아내는 라틴 기악곡 ‘Pegao’는 펠리시아노 음악 미학의 정점을 보여줍니다.</w:t>
+      </w:r>
+    </w:p>
+    <w:p>
+      <w:pPr>
+        <w:spacing w:line="324" w:lineRule="auto" w:after="80"/>
+      </w:pPr>
+      <w:r>
+        <w:rPr w:rFonts="맑은 고딕">
+          <w:rFonts w:ascii="맑은 고딕" w:hAnsi="맑은 고딕" w:eastAsia="맑은 고딕"/>
+          <w:b w:val="0"/>
+          <w:color w:val="6B7280"/>
+          <w:sz w:val="21"/>
+        </w:rPr>
+        <w:t xml:space="preserve">· </w:t>
+      </w:r>
+      <w:r>
+        <w:rPr w:rFonts="맑은 고딕">
+          <w:rFonts w:ascii="맑은 고딕" w:hAnsi="맑은 고딕" w:eastAsia="맑은 고딕"/>
+          <w:b/>
+          <w:color w:val="1F2937"/>
+          <w:sz w:val="21"/>
+        </w:rPr>
+        <w:t xml:space="preserve">빈티지 감상 제언: </w:t>
+      </w:r>
+      <w:r>
+        <w:rPr w:rFonts="맑은 고딕">
+          <w:rFonts w:ascii="맑은 고딕" w:hAnsi="맑은 고딕" w:eastAsia="맑은 고딕"/>
+          <w:b w:val="0"/>
+          <w:sz w:val="21"/>
+        </w:rPr>
+        <w:t>진공관 앰프의 따뜻한 잔향과 탄탄한 아날로그 턴테이블 시스템에서 나일론 기타 현의 마찰음과 손끝의 미세한 떨림이 놀라운 생동감으로 살아납니다. 카트리지가 그루브를 어루만질 때 배어 나오는 호세의 거친 숨결과 공간을 포근하게 감싸는 현악 세션의 질감은 디지털이 결코 흉내 낼 수 없는 깊은 울림을 전합니다.</w:t>
+      </w:r>
+    </w:p>
+    <w:p>
+      <w:pPr>
+        <w:spacing w:line="324" w:lineRule="auto" w:after="80"/>
+      </w:pPr>
+      <w:r>
+        <w:rPr w:rFonts="맑은 고딕">
+          <w:rFonts w:ascii="맑은 고딕" w:hAnsi="맑은 고딕" w:eastAsia="맑은 고딕"/>
+          <w:b w:val="0"/>
+          <w:color w:val="6B7280"/>
+          <w:sz w:val="21"/>
+        </w:rPr>
+        <w:t xml:space="preserve">· </w:t>
+      </w:r>
+      <w:r>
+        <w:rPr w:rFonts="맑은 고딕">
+          <w:rFonts w:ascii="맑은 고딕" w:hAnsi="맑은 고딕" w:eastAsia="맑은 고딕"/>
+          <w:b/>
+          <w:color w:val="1F2937"/>
+          <w:sz w:val="21"/>
+        </w:rPr>
+        <w:t xml:space="preserve">소장 가치: </w:t>
+      </w:r>
+      <w:r>
+        <w:rPr w:rFonts="맑은 고딕">
+          <w:rFonts w:ascii="맑은 고딕" w:hAnsi="맑은 고딕" w:eastAsia="맑은 고딕"/>
+          <w:b w:val="0"/>
+          <w:sz w:val="21"/>
+        </w:rPr>
+        <w:t>아날로그 녹음의 황금기 사운드를 담아낸 RCA 특유의 풍성한 다이내믹 레인지와 정열적인 앨범 아트워크는 LP 컬렉터들에게 시각적·청각적 만족감을 동시에 선사합니다. 시대를 초월하여 빛을 발하는 한 거장의 원초적 에너지와 서정성을 오리지널 바이닐의 숨결로 소유한다는 점에서 대단히 높은 소장 가치를 지닙니다.</w:t>
+      </w:r>
+    </w:p>
+    <w:p>
+      <w:pPr>
+        <w:spacing w:line="324" w:lineRule="auto" w:after="120" w:before="160"/>
+      </w:pPr>
+      <w:r>
+        <w:rPr w:rFonts="맑은 고딕">
+          <w:rFonts w:ascii="맑은 고딕" w:hAnsi="맑은 고딕" w:eastAsia="맑은 고딕"/>
+          <w:b/>
+          <w:color w:val="4338CA"/>
+          <w:sz w:val="21"/>
+        </w:rPr>
+        <w:t>이 음반을 통해 어둠을 뚫고 타오르는 호세 펠리시아노의 정열적인 선율이 전해주는 감동을 다시 한번 경험해 보시는 것은 어떨까요?</w:t>
       </w:r>
     </w:p>
     <w:sectPr>
       <w:pgSz w:w="12240" w:h="15840"/>
-      <w:pgMar w:top="1440" w:right="1440" w:bottom="1440" w:left="1440" w:header="720" w:footer="720" w:gutter="0"/>
+      <w:pgMar w:top="1152" w:right="1296" w:bottom="1152" w:left="1296" w:header="720" w:footer="720" w:gutter="0"/>
       <w:cols w:space="720"/>
       <w:docGrid w:linePitch="360"/>
     </w:sectPr>

--- a/word_reports/LP_0194_위치_166_José Feliciano_Fireworks.docx
+++ b/word_reports/LP_0194_위치_166_José Feliciano_Fireworks.docx
@@ -32,7 +32,7 @@
     </w:p>
     <w:p>
       <w:pPr>
-        <w:spacing w:line="324" w:lineRule="auto" w:before="80" w:after="160"/>
+        <w:spacing w:line="324" w:lineRule="auto" w:before="80" w:after="120"/>
       </w:pPr>
       <w:r>
         <w:rPr w:rFonts="맑은 고딕">
@@ -42,13 +42,6 @@
           <w:sz w:val="22"/>
         </w:rPr>
         <w:t xml:space="preserve">[음반 소개] </w:t>
-      </w:r>
-      <w:r>
-        <w:rPr w:rFonts="맑은 고딕">
-          <w:rFonts w:ascii="맑은 고딕" w:hAnsi="맑은 고딕" w:eastAsia="맑은 고딕"/>
-          <w:b w:val="0"/>
-          <w:sz w:val="21"/>
-        </w:rPr>
       </w:r>
     </w:p>
     <w:p>
@@ -61,7 +54,33 @@
           <w:b w:val="0"/>
           <w:sz w:val="21"/>
         </w:rPr>
-        <w:t>시각의 짙은 어둠 속에서 오직 여섯 줄의 나일론 현과 영혼의 울림만으로 찬란한 빛을 길어 올린 호세 펠리시아노의 1970년 역작입니다. 라틴 음악의 뜨거운 정열과 앵글로색슨 팝의 유려한 서정성, 그리고 깊은 소울의 고동이 완벽한 삼위일체를 이루며 밤하늘을 수놓는 불꽃처럼 찬연히 피어납니다. 거장의 절정기 기량이 아날로그 그루브 속에 오롯이 새겨진 이 앨범은, 육안의 한계를 넘어선 영혼의 시선으로 빚어낸 진정한 음악 예술의 정수를 증명합니다.</w:t>
+        <w:t>시각의 칠흑 같은 암흑 속에서 오직 영혼의 청각과 기적과도 같은 손끝의 감각으로 세상을 조율해 낸 거장, 호세 펠리시아노(José Feliciano). 1970년 RCA 빅터 레이블을 통해 세상에 공개된 명반 《Fireworks》는 그의 찬연한 음악 여정 중에서도 가장 뜨겁고도 다채로운 불꽃이 만개한 순간을 포착한 걸작입니다. 1968년 《Feliciano!》를 통해 팝 역사상 가장 파격적이면서도 서정적인 어쿠스틱 혁신을 일궈냈던 그는, 본 작에 이르러 자신의 뿌리인 라틴 플라멩코의 정열과 북미 팝·소울, 사이키델릭 록의 세련미를 완벽에 가깝게 결합해 냈습니다.</w:t>
+      </w:r>
+    </w:p>
+    <w:p>
+      <w:pPr>
+        <w:spacing w:line="324" w:lineRule="auto" w:after="120"/>
+      </w:pPr>
+      <w:r>
+        <w:rPr w:rFonts="맑은 고딕">
+          <w:rFonts w:ascii="맑은 고딕" w:hAnsi="맑은 고딕" w:eastAsia="맑은 고딕"/>
+          <w:b w:val="0"/>
+          <w:sz w:val="21"/>
+        </w:rPr>
+        <w:t>이 앨범은 단순한 리메이크와 창작의 경계를 가볍게 뛰어넘습니다. 특히 당대 영미 록 음악의 금자탑이었던 비틀즈(The Beatles)의 명곡들을 자신만의 나일론 기타 선율과 흙냄새 나는 소울풀한 보컬로 완전히 해체한 뒤 재조립한 대목은 경이롭기까지 합니다. 시각을 잃었기에 도리어 대상의 본질을 꿰뚫어 볼 수 있었던 펠리시아노의 예술적 철학은, 원곡의 화려한 외피 대신 그 이면에 숨겨진 고독과 서정의 원형을 건져 올립니다. 그의 거친 듯 부드러운 허스키 보이스와 나일론 줄을 튕기며 만들어내는 타악기적 주법은 듣는 이로 하여금 깊은 서정적 전율을 느끼게 합니다.</w:t>
+      </w:r>
+    </w:p>
+    <w:p>
+      <w:pPr>
+        <w:spacing w:line="324" w:lineRule="auto" w:after="120"/>
+      </w:pPr>
+      <w:r>
+        <w:rPr w:rFonts="맑은 고딕">
+          <w:rFonts w:ascii="맑은 고딕" w:hAnsi="맑은 고딕" w:eastAsia="맑은 고딕"/>
+          <w:b w:val="0"/>
+          <w:sz w:val="21"/>
+        </w:rPr>
+        <w:t>반세기가 훌쩍 지난 오늘날에도 《Fireworks》의 그루브와 멜로디는 전혀 퇴색되지 않은 채 오히려 아날로그의 따스한 숨결을 더욱 짙게 풍깁니다. 앨범 타이틀처럼 밤하늘을 수놓는 불꽃의 찬연함과 그 불꽃이 사그라진 뒤에 찾아오는 애잔한 여운을 동시에 머금은 이 음반은, 시대를 초월하여 인간의 고독을 위로하고 생의 활력을 북돋아 주는 영원한 팝 클래식의 유산이라 할 수 있습니다.</w:t>
       </w:r>
     </w:p>
     <w:p>
@@ -168,7 +187,7 @@
           <w:b w:val="0"/>
           <w:sz w:val="21"/>
         </w:rPr>
-        <w:t>1970년 미국 명문 레이블 RCA 빅터(RCA Victor)를 통해 발매된 정규 앨범으로, 1960년대 후반 세계를 사로잡았던 그의 음악적 성숙미와 폭발적인 연주력이 만개하던 시기의 예술적 궤적을 고스란히 담고 있습니다.</w:t>
+        <w:t>1970년 RCA Victor 발매. 1960년대 후반 그래미를 석권하며 전 세계에 라틴 소울 열풍을 일으켰던 호세 펠리시아노의 최전성기 예술적 역량이 고스란히 담긴 정규 앨범.</w:t>
       </w:r>
     </w:p>
     <w:p>
@@ -199,7 +218,7 @@
           <w:b w:val="0"/>
           <w:sz w:val="21"/>
         </w:rPr>
-        <w:t>발매 당시 빌보드 200 앨범 차트 상위권(57위)에 안착하며 북미는 물론 유럽과 남미 전역에서 폭넓은 사랑을 받았으며, 상업성과 예술성을 겸비한 펠리시아노의 독보적 위상을 증명하는 스테디셀러로 기록되었습니다.</w:t>
+        <w:t>발매 직후 미국 빌보드 200 차트 상위권에 랭크되었으며, 전작들의 세계적인 성공에 힘입어 전 세계 LP 시장에서 장기간 사랑받은 스테디셀러.</w:t>
       </w:r>
     </w:p>
     <w:p>
@@ -230,7 +249,7 @@
           <w:b w:val="0"/>
           <w:sz w:val="21"/>
         </w:rPr>
-        <w:t>1969년 그래미 어워드 ‘최우수 신인상’과 ‘최우수 남성 팝 보컬’을 석권한 직후 발표된 본작은, 평단의 찬사와 함께 라틴 크로스오버 장르를 개척한 기념비적 명연으로 음악계의 확고한 공인을 받았습니다.</w:t>
+        <w:t>그래미 어워드 ‘최우수 신인상’과 ‘최우수 팝 보컬 퍼포먼스상’을 수상한 거장의 위상을 입증하듯, 대중음악 비평계로부터 장르의 경계를 허문 크로스오버의 교과서라는 극찬을 받음.</w:t>
       </w:r>
     </w:p>
     <w:p>
@@ -275,7 +294,7 @@
           <w:b w:val="0"/>
           <w:sz w:val="21"/>
         </w:rPr>
-        <w:t>푸에르토리코 (미국 자치령)</w:t>
+        <w:t>푸에르토리코 / 미국 (Puerto Rico / USA)</w:t>
       </w:r>
     </w:p>
     <w:p>
@@ -337,7 +356,7 @@
           <w:b w:val="0"/>
           <w:sz w:val="21"/>
         </w:rPr>
-        <w:t>솔로</w:t>
+        <w:t>솔로 (Solo)</w:t>
       </w:r>
     </w:p>
     <w:p>
@@ -368,7 +387,7 @@
           <w:b w:val="0"/>
           <w:sz w:val="21"/>
         </w:rPr>
-        <w:t>선천적 시각장애를 불굴의 예술혼으로 승화시키며 플라멩코 기타의 정교한 테크닉과 흑인 소울의 짙은 애수를 융합한 전설적인 싱어송라이터입니다. 언어와 국경, 장르의 장벽을 과감히 허물며 대중음악사에 라틴 크로스오버의 거대한 물줄기를 열어놓은 불세출의 비르투오소로 추앙받고 있습니다.</w:t>
+        <w:t>선천적 시각장애를 딛고 플라멩코 기타 테크닉과 팝, 소울, 볼레로를 유기적으로 융합한 천재 음악가입니다. 클래식 기타의 나일론 현으로 영미 대중음악의 지평을 넓힌 독보적인 크로스오버 선구자이자 20세기 최고의 라틴 팝 거장 중 한 명으로 추앙받습니다.</w:t>
       </w:r>
     </w:p>
     <w:p>
@@ -413,7 +432,7 @@
           <w:b w:val="0"/>
           <w:sz w:val="21"/>
         </w:rPr>
-        <w:t>포크, 록, 소울, 라틴 음악의 경계를 유려하게 넘나들며 1970년대 어쿠스틱 크로스오버 사운드의 새로운 지평을 연 수작입니다. 원곡의 영혼을 꿰뚫는 펠리시아노 특유의 탁월한 재해석력과 신들린 듯한 핑거스타일 기타 연주가 극상의 조화를 이루며 팝 역사에 찬란한 이정표를 세웠습니다.</w:t>
+        <w:t>록과 소울이 팽창하던 1970년 전환기 대중음악계에서, 어쿠스틱 기타 한 대와 보컬의 힘으로 거대 앙상블 못지않은 리듬과 감동을 창조할 수 있음을 증명한 어쿠스틱 소울/라틴 팝의 기념비적 명반입니다.</w:t>
       </w:r>
     </w:p>
     <w:p>
@@ -444,7 +463,7 @@
           <w:b w:val="0"/>
           <w:sz w:val="21"/>
         </w:rPr>
-        <w:t>전쟁과 사회적 혼란으로 메말라가던 1970년대 초입의 청춘들에게 그의 따스하고 정열적인 어쿠스틱 사운드는 영혼의 안식처가 되어주었습니다. 화려한 전자음의 물결 속에서도 인간 본연의 체온과 순수한 낭만을 갈망하던 당대 음악 애호가들의 고뇌와 서정이 바이닐의 홈마다 깊이 아로새겨져 있습니다.</w:t>
+        <w:t>격동의 1960년대 반문화 운동과 히피즘이 남긴 상처를 지나 새로운 시대로 진입하던 당시, 지친 청춘들에게 펠리시아노의 따뜻하면서도 애절한 핑거스타일 기타와 영혼 어린 목소리는 국경과 이념을 넘어선 깊은 정서적 안식처가 되어 주었습니다.</w:t>
       </w:r>
     </w:p>
     <w:p>
@@ -489,7 +508,7 @@
           <w:b w:val="0"/>
           <w:sz w:val="21"/>
         </w:rPr>
-        <w:t>웅장한 오케스트레이션과 애절한 보컬이 가슴을 저미는 명곡 ‘Destiny’, 비틀스의 원곡을 라틴 소울의 색채로 완벽히 재탄생시킨 ‘Yesterday’와 ‘Norwegian Wood’, 그리고 속사포 같은 핑거피킹으로 탄성을 자아내는 라틴 기악곡 ‘Pegao’는 펠리시아노 음악 미학의 정점을 보여줍니다.</w:t>
+        <w:t>숨 막히도록 화려한 핑거피킹 테크닉과 라틴 재즈의 미학을 담아낸 자작 연주곡 "Pegao", 원곡의 포크 감성을 완전히 다른 차원의 라틴 소울로 재해석한 비틀즈 커버곡 "Blackbird"와 "Norwegian Wood", 그리고 록 넘버를 폭발적인 라틴 그루브로 변모시킨 "Susie-Q" 등 매 트랙마다 천재적인 연주력과 편곡미가 돋보입니다.</w:t>
       </w:r>
     </w:p>
     <w:p>
@@ -520,7 +539,7 @@
           <w:b w:val="0"/>
           <w:sz w:val="21"/>
         </w:rPr>
-        <w:t>진공관 앰프의 따뜻한 잔향과 탄탄한 아날로그 턴테이블 시스템에서 나일론 기타 현의 마찰음과 손끝의 미세한 떨림이 놀라운 생동감으로 살아납니다. 카트리지가 그루브를 어루만질 때 배어 나오는 호세의 거친 숨결과 공간을 포근하게 감싸는 현악 세션의 질감은 디지털이 결코 흉내 낼 수 없는 깊은 울림을 전합니다.</w:t>
+        <w:t>진공관 앰프 특유의 두툼한 중역대 배음과 턴테이블 카트리지가 나일론 스트링의 둥글고 탄력 있는 텍스처를 만날 때 본 작의 진가가 드러납니다. 펠리시아노의 손끝이 현을 스치는 어택감과 보컬의 숨결 하나까지 섬세하게 포착되는 아날로그 사운드는 음악 감상의 공감각적 쾌감을 선사합니다.</w:t>
       </w:r>
     </w:p>
     <w:p>
@@ -551,7 +570,7 @@
           <w:b w:val="0"/>
           <w:sz w:val="21"/>
         </w:rPr>
-        <w:t>아날로그 녹음의 황금기 사운드를 담아낸 RCA 특유의 풍성한 다이내믹 레인지와 정열적인 앨범 아트워크는 LP 컬렉터들에게 시각적·청각적 만족감을 동시에 선사합니다. 시대를 초월하여 빛을 발하는 한 거장의 원초적 에너지와 서정성을 오리지널 바이닐의 숨결로 소유한다는 점에서 대단히 높은 소장 가치를 지닙니다.</w:t>
+        <w:t>호세 펠리시아노의 원숙한 전성기 기량이 담긴 오리지널 RCA 사운드의 정수를 체험할 수 있는 작품으로, 팝과 어쿠스틱 기타 음악 애호가라면 반드시 음반 라이브러리에 꽂아두어야 할 불멸의 빈티지 명반입니다.</w:t>
       </w:r>
     </w:p>
     <w:p>
@@ -565,7 +584,7 @@
           <w:color w:val="4338CA"/>
           <w:sz w:val="21"/>
         </w:rPr>
-        <w:t>이 음반을 통해 어둠을 뚫고 타오르는 호세 펠리시아노의 정열적인 선율이 전해주는 감동을 다시 한번 경험해 보시는 것은 어떨까요?</w:t>
+        <w:t>이 음반을 통해 어둠 속에서 피어난 호세 펠리시아노의 따스한 기타 선율과 불꽃같은 열정이 전해주는 감동을 다시 한번 경험해 보시는 것은 어떨까요?</w:t>
       </w:r>
     </w:p>
     <w:sectPr>
